--- a/output_receita_federal/instrucao_normativa_rfb/documents/in_rfb_2178_20240305.docx
+++ b/output_receita_federal/instrucao_normativa_rfb/documents/in_rfb_2178_20240305.docx
@@ -61,6 +61,9 @@
         <w:t xml:space="preserve">CAPÍTULO I </w:t>
       </w:r>
       <w:r>
+        <w:br/>
+      </w:r>
+      <w:r>
         <w:t>DISPOSIÇÃO PRELIMINAR</w:t>
       </w:r>
     </w:p>
@@ -72,6 +75,9 @@
     <w:p>
       <w:r>
         <w:t xml:space="preserve">CAPÍTULO II </w:t>
+      </w:r>
+      <w:r>
+        <w:br/>
       </w:r>
       <w:r>
         <w:t>DA OBRIGATORIEDADE DE APRESENTAÇÃO</w:t>
@@ -211,6 +217,9 @@
         <w:t xml:space="preserve">CAPÍTULO III </w:t>
       </w:r>
       <w:r>
+        <w:br/>
+      </w:r>
+      <w:r>
         <w:t>DA OPÇÃO PELO DESCONTO SIMPLIFICADO</w:t>
       </w:r>
     </w:p>
@@ -232,6 +241,9 @@
     <w:p>
       <w:r>
         <w:t xml:space="preserve">CAPÍTULO IV </w:t>
+      </w:r>
+      <w:r>
+        <w:br/>
       </w:r>
       <w:r>
         <w:t>DA FORMA DE ELABORAÇÃO</w:t>
@@ -281,6 +293,9 @@
     <w:p>
       <w:r>
         <w:t xml:space="preserve">CAPÍTULO V </w:t>
+      </w:r>
+      <w:r>
+        <w:br/>
       </w:r>
       <w:r>
         <w:t>DAS VEDAÇÕES à UTILIZAÇÃO DO "Meu Imposto de Renda"</w:t>
@@ -370,6 +385,9 @@
     <w:p>
       <w:r>
         <w:t xml:space="preserve">CAPÍTULO VI </w:t>
+      </w:r>
+      <w:r>
+        <w:br/>
       </w:r>
       <w:r>
         <w:t>DA DECLARAÇÃO DE AJUSTE ANUAL PRÉ-PREENCHIDA</w:t>
@@ -472,6 +490,9 @@
         <w:t xml:space="preserve">CAPÍTULO VII </w:t>
       </w:r>
       <w:r>
+        <w:br/>
+      </w:r>
+      <w:r>
         <w:t>DO PRAZO E DOS MEIOS DISPONÍVEIS PARA A APRESENTAÇÃO</w:t>
       </w:r>
     </w:p>
@@ -570,6 +591,9 @@
         <w:t xml:space="preserve">CAPÍTULO VIII </w:t>
       </w:r>
       <w:r>
+        <w:br/>
+      </w:r>
+      <w:r>
         <w:t>DA RETIFICAÇÃO</w:t>
       </w:r>
     </w:p>
@@ -618,6 +642,9 @@
         <w:t xml:space="preserve">CAPÍTULO IX </w:t>
       </w:r>
       <w:r>
+        <w:br/>
+      </w:r>
+      <w:r>
         <w:t>DA MULTA POR ATRASO NA ENTREGA OU PELA NÃO APRESENTAÇÃO</w:t>
       </w:r>
     </w:p>
@@ -654,6 +681,9 @@
     <w:p>
       <w:r>
         <w:t xml:space="preserve">CAPÍTULO X </w:t>
+      </w:r>
+      <w:r>
+        <w:br/>
       </w:r>
       <w:r>
         <w:t>DA DECLARAÇÃO DE BENS E DIREITOS E DE DÍVIDAS E ÔNUS REAIS</w:t>
@@ -702,6 +732,9 @@
     <w:p>
       <w:r>
         <w:t xml:space="preserve">CAPÍTULO XI </w:t>
+      </w:r>
+      <w:r>
+        <w:br/>
       </w:r>
       <w:r>
         <w:t>DO PAGAMENTO DO IMPOSTO</w:t>
@@ -877,6 +910,9 @@
         <w:t xml:space="preserve">CAPÍTULO XII </w:t>
       </w:r>
       <w:r>
+        <w:br/>
+      </w:r>
+      <w:r>
         <w:t>DA AUTORIZAÇÃO DE ACESSO</w:t>
       </w:r>
     </w:p>
@@ -943,6 +979,9 @@
     <w:p>
       <w:r>
         <w:t xml:space="preserve">CAPÍTULO XIII </w:t>
+      </w:r>
+      <w:r>
+        <w:br/>
       </w:r>
       <w:r>
         <w:t>DISPOSIÇÕES FINAIS</w:t>
